--- a/lessons/4-4/downloads/4-4-notes-teacher-l2.docx
+++ b/lessons/4-4/downloads/4-4-notes-teacher-l2.docx
@@ -1578,47 +1578,6 @@
         <w:t xml:space="preserve">Write About the Math</w:t>
       </w:r>
     </w:p>
-    <w:p>
-      <w:pPr>
-        <w:spacing w:after="100"/>
-      </w:pPr>
-      <w:r>
-        <w:rPr>
-          <w:i/>
-          <w:iCs/>
-          <w:color w:val="5F6F80"/>
-          <w:sz w:val="19"/>
-          <w:szCs w:val="19"/>
-        </w:rPr>
-        <w:t xml:space="preserve">Use the support level you need. Every level answers the same math question.</w:t>
-      </w:r>
-    </w:p>
-    <w:p>
-      <w:pPr>
-        <w:pStyle w:val="Heading2"/>
-        <w:spacing w:after="80" w:before="180"/>
-      </w:pPr>
-      <w:r>
-        <w:rPr>
-          <w:b/>
-          <w:bCs/>
-          <w:color w:val="12355B"/>
-          <w:sz w:val="24"/>
-          <w:szCs w:val="24"/>
-        </w:rPr>
-        <w:t xml:space="preserve">1. Understand the Question</w:t>
-      </w:r>
-      <w:r>
-        <w:rPr>
-          <w:i/>
-          <w:iCs/>
-          <w:color w:val="B97A12"/>
-          <w:sz w:val="19"/>
-          <w:szCs w:val="19"/>
-        </w:rPr>
-        <w:t xml:space="preserve">   explain</w:t>
-      </w:r>
-    </w:p>
     <w:tbl>
       <w:tblPr>
         <w:tblW w:type="pct" w:w="100%"/>
@@ -1657,344 +1616,6 @@
               </w:rPr>
               <w:t xml:space="preserve">Who is correct, and how do you know?</w:t>
             </w:r>
-          </w:p>
-          <w:p>
-            <w:pPr>
-              <w:spacing w:after="0"/>
-            </w:pPr>
-            <w:r>
-              <w:rPr>
-                <w:b/>
-                <w:bCs/>
-                <w:color w:val="12355B"/>
-                <w:sz w:val="20"/>
-                <w:szCs w:val="20"/>
-              </w:rPr>
-              <w:t xml:space="preserve">Your job:  </w:t>
-            </w:r>
-            <w:r>
-              <w:rPr>
-                <w:sz w:val="20"/>
-                <w:szCs w:val="20"/>
-              </w:rPr>
-              <w:t xml:space="preserve">Answer the question. Use math evidence. Explain how the evidence proves your answer.</w:t>
-            </w:r>
-            <w:r>
-              <w:rPr>
-                <w:i/>
-                <w:iCs/>
-                <w:color w:val="5F6F80"/>
-                <w:sz w:val="18"/>
-                <w:szCs w:val="18"/>
-              </w:rPr>
-              <w:br/>
-              <w:t xml:space="preserve">Responde la pregunta. Usa evidencia matemática. Explica cómo la evidencia demuestra tu respuesta.</w:t>
-            </w:r>
-          </w:p>
-        </w:tc>
-      </w:tr>
-    </w:tbl>
-    <w:p>
-      <w:pPr>
-        <w:pStyle w:val="Heading2"/>
-        <w:spacing w:after="80" w:before="180"/>
-      </w:pPr>
-      <w:r>
-        <w:rPr>
-          <w:b/>
-          <w:bCs/>
-          <w:color w:val="12355B"/>
-          <w:sz w:val="24"/>
-          <w:szCs w:val="24"/>
-        </w:rPr>
-        <w:t xml:space="preserve">2. Plan Your Math Words</w:t>
-      </w:r>
-      <w:r>
-        <w:rPr>
-          <w:i/>
-          <w:iCs/>
-          <w:color w:val="1FA6A2"/>
-          <w:sz w:val="19"/>
-          <w:szCs w:val="19"/>
-        </w:rPr>
-        <w:t xml:space="preserve">   check at least two</w:t>
-      </w:r>
-    </w:p>
-    <w:p>
-      <w:pPr>
-        <w:spacing w:after="60"/>
-      </w:pPr>
-      <w:r>
-        <w:rPr>
-          <w:b/>
-          <w:bCs/>
-          <w:color w:val="1FA6A2"/>
-          <w:sz w:val="22"/>
-          <w:szCs w:val="22"/>
-        </w:rPr>
-        <w:t xml:space="preserve">☐  </w:t>
-      </w:r>
-      <w:r>
-        <w:rPr>
-          <w:b/>
-          <w:bCs/>
-          <w:color w:val="12355B"/>
-          <w:sz w:val="20"/>
-          <w:szCs w:val="20"/>
-        </w:rPr>
-        <w:t xml:space="preserve">Percent of a Number — </w:t>
-      </w:r>
-      <w:r>
-        <w:rPr>
-          <w:sz w:val="20"/>
-          <w:szCs w:val="20"/>
-        </w:rPr>
-        <w:t xml:space="preserve">A part of a number found by multiplying the number by the percent written as a decimal.</w:t>
-      </w:r>
-      <w:r>
-        <w:rPr>
-          <w:i/>
-          <w:iCs/>
-          <w:color w:val="5F6F80"/>
-          <w:sz w:val="18"/>
-          <w:szCs w:val="18"/>
-        </w:rPr>
-        <w:br/>
-        <w:t xml:space="preserve">Porcentaje de un número — Una parte de un número que se halla multiplicando el número por el porcentaje escrito como decimal.</w:t>
-      </w:r>
-    </w:p>
-    <w:p>
-      <w:pPr>
-        <w:spacing w:after="60"/>
-      </w:pPr>
-      <w:r>
-        <w:rPr>
-          <w:b/>
-          <w:bCs/>
-          <w:color w:val="1FA6A2"/>
-          <w:sz w:val="22"/>
-          <w:szCs w:val="22"/>
-        </w:rPr>
-        <w:t xml:space="preserve">☐  </w:t>
-      </w:r>
-      <w:r>
-        <w:rPr>
-          <w:b/>
-          <w:bCs/>
-          <w:color w:val="12355B"/>
-          <w:sz w:val="20"/>
-          <w:szCs w:val="20"/>
-        </w:rPr>
-        <w:t xml:space="preserve">Percent — </w:t>
-      </w:r>
-      <w:r>
-        <w:rPr>
-          <w:sz w:val="20"/>
-          <w:szCs w:val="20"/>
-        </w:rPr>
-        <w:t xml:space="preserve">A way to compare a number to 100, shown with the % sign.</w:t>
-      </w:r>
-      <w:r>
-        <w:rPr>
-          <w:i/>
-          <w:iCs/>
-          <w:color w:val="5F6F80"/>
-          <w:sz w:val="18"/>
-          <w:szCs w:val="18"/>
-        </w:rPr>
-        <w:br/>
-        <w:t xml:space="preserve">Porcentaje — Una manera de comparar un número con 100, con el signo %.</w:t>
-      </w:r>
-    </w:p>
-    <w:p>
-      <w:pPr>
-        <w:spacing w:after="60"/>
-      </w:pPr>
-      <w:r>
-        <w:rPr>
-          <w:b/>
-          <w:bCs/>
-          <w:color w:val="1FA6A2"/>
-          <w:sz w:val="22"/>
-          <w:szCs w:val="22"/>
-        </w:rPr>
-        <w:t xml:space="preserve">☐  </w:t>
-      </w:r>
-      <w:r>
-        <w:rPr>
-          <w:b/>
-          <w:bCs/>
-          <w:color w:val="12355B"/>
-          <w:sz w:val="20"/>
-          <w:szCs w:val="20"/>
-        </w:rPr>
-        <w:t xml:space="preserve">Base — </w:t>
-      </w:r>
-      <w:r>
-        <w:rPr>
-          <w:sz w:val="20"/>
-          <w:szCs w:val="20"/>
-        </w:rPr>
-        <w:t xml:space="preserve">The whole amount you start with — the number right after the word “of.”</w:t>
-      </w:r>
-      <w:r>
-        <w:rPr>
-          <w:i/>
-          <w:iCs/>
-          <w:color w:val="5F6F80"/>
-          <w:sz w:val="18"/>
-          <w:szCs w:val="18"/>
-        </w:rPr>
-        <w:br/>
-        <w:t xml:space="preserve">Base — La cantidad total con la que empiezas: el número que va después de la palabra “de”.</w:t>
-      </w:r>
-    </w:p>
-    <w:p>
-      <w:pPr>
-        <w:spacing w:after="60"/>
-      </w:pPr>
-      <w:r>
-        <w:rPr>
-          <w:b/>
-          <w:bCs/>
-          <w:color w:val="1FA6A2"/>
-          <w:sz w:val="22"/>
-          <w:szCs w:val="22"/>
-        </w:rPr>
-        <w:t xml:space="preserve">☐  </w:t>
-      </w:r>
-      <w:r>
-        <w:rPr>
-          <w:b/>
-          <w:bCs/>
-          <w:color w:val="12355B"/>
-          <w:sz w:val="20"/>
-          <w:szCs w:val="20"/>
-        </w:rPr>
-        <w:t xml:space="preserve">Part — </w:t>
-      </w:r>
-      <w:r>
-        <w:rPr>
-          <w:sz w:val="20"/>
-          <w:szCs w:val="20"/>
-        </w:rPr>
-        <w:t xml:space="preserve">How much of the base (the whole) you get. It is your answer.</w:t>
-      </w:r>
-      <w:r>
-        <w:rPr>
-          <w:i/>
-          <w:iCs/>
-          <w:color w:val="5F6F80"/>
-          <w:sz w:val="18"/>
-          <w:szCs w:val="18"/>
-        </w:rPr>
-        <w:br/>
-        <w:t xml:space="preserve">Parte — Cuánto obtienes de la base (el total). Es tu respuesta.</w:t>
-      </w:r>
-    </w:p>
-    <w:p>
-      <w:pPr>
-        <w:spacing w:after="60"/>
-      </w:pPr>
-      <w:r>
-        <w:rPr>
-          <w:b/>
-          <w:bCs/>
-          <w:color w:val="1FA6A2"/>
-          <w:sz w:val="22"/>
-          <w:szCs w:val="22"/>
-        </w:rPr>
-        <w:t xml:space="preserve">☐  </w:t>
-      </w:r>
-      <w:r>
-        <w:rPr>
-          <w:b/>
-          <w:bCs/>
-          <w:color w:val="12355B"/>
-          <w:sz w:val="20"/>
-          <w:szCs w:val="20"/>
-        </w:rPr>
-        <w:t xml:space="preserve">Equation — </w:t>
-      </w:r>
-      <w:r>
-        <w:rPr>
-          <w:sz w:val="20"/>
-          <w:szCs w:val="20"/>
-        </w:rPr>
-        <w:t xml:space="preserve">A number sentence with an equal sign. The percent one is: part = percent × base.</w:t>
-      </w:r>
-      <w:r>
-        <w:rPr>
-          <w:i/>
-          <w:iCs/>
-          <w:color w:val="5F6F80"/>
-          <w:sz w:val="18"/>
-          <w:szCs w:val="18"/>
-        </w:rPr>
-        <w:br/>
-        <w:t xml:space="preserve">Ecuación — Una oración numérica con signo de igual. La de porcentaje es: parte = porcentaje × base.</w:t>
-      </w:r>
-    </w:p>
-    <w:tbl>
-      <w:tblPr>
-        <w:tblW w:type="pct" w:w="100%"/>
-        <w:tblBorders>
-          <w:top w:val="single" w:color="1FA6A2" w:sz="8"/>
-          <w:left w:val="single" w:color="1FA6A2" w:sz="8"/>
-          <w:bottom w:val="single" w:color="1FA6A2" w:sz="8"/>
-          <w:right w:val="single" w:color="1FA6A2" w:sz="8"/>
-          <w:insideH w:val="single" w:color="auto" w:sz="4"/>
-          <w:insideV w:val="single" w:color="auto" w:sz="4"/>
-        </w:tblBorders>
-      </w:tblPr>
-      <w:tblGrid>
-        <w:gridCol w:w="100"/>
-      </w:tblGrid>
-      <w:tr>
-        <w:tc>
-          <w:tcPr>
-            <w:shd w:fill="F7FFFD" w:color="auto" w:val="clear"/>
-            <w:tcMar>
-              <w:top w:type="dxa" w:w="120"/>
-              <w:left w:type="dxa" w:w="180"/>
-              <w:bottom w:type="dxa" w:w="120"/>
-              <w:right w:type="dxa" w:w="180"/>
-            </w:tcMar>
-          </w:tcPr>
-          <w:p>
-            <w:pPr>
-              <w:spacing w:after="50"/>
-            </w:pPr>
-            <w:r>
-              <w:rPr>
-                <w:b/>
-                <w:bCs/>
-                <w:color w:val="1FA6A2"/>
-                <w:sz w:val="20"/>
-                <w:szCs w:val="20"/>
-              </w:rPr>
-              <w:t xml:space="preserve">Say it first:  </w:t>
-            </w:r>
-            <w:r>
-              <w:rPr>
-                <w:sz w:val="20"/>
-                <w:szCs w:val="20"/>
-              </w:rPr>
-              <w:t xml:space="preserve">Say your idea to a partner or quietly to yourself before you write.</w:t>
-            </w:r>
-          </w:p>
-          <w:p>
-            <w:pPr>
-              <w:spacing w:after="60"/>
-            </w:pPr>
-            <w:r>
-              <w:rPr>
-                <w:color w:val="1A2733"/>
-                <w:sz w:val="21"/>
-                <w:szCs w:val="21"/>
-              </w:rPr>
-              <w:t xml:space="preserve">The ___ is correct because 12% of 1,500 = ___ × 1,500 = ___. The mistake was ___.</w:t>
-            </w:r>
             <w:r>
               <w:rPr>
                 <w:i/>
@@ -2004,7 +1625,7 @@
                 <w:szCs w:val="19"/>
               </w:rPr>
               <w:br/>
-              <w:t xml:space="preserve">Di tu respuesta primero: Mi respuesta es ___ porque ___.</w:t>
+              <w:t xml:space="preserve">¿Quién tiene razón y cómo lo sabes?</w:t>
             </w:r>
           </w:p>
         </w:tc>
@@ -2012,28 +1633,192 @@
     </w:tbl>
     <w:p>
       <w:pPr>
-        <w:pStyle w:val="Heading2"/>
-        <w:spacing w:after="80" w:before="180"/>
-      </w:pPr>
-      <w:r>
-        <w:rPr>
-          <w:b/>
-          <w:bCs/>
-          <w:color w:val="12355B"/>
-          <w:sz w:val="24"/>
-          <w:szCs w:val="24"/>
-        </w:rPr>
-        <w:t xml:space="preserve">3. Build Your Explanation</w:t>
-      </w:r>
+        <w:spacing w:after="100"/>
+      </w:pPr>
       <w:r>
         <w:rPr>
           <w:i/>
           <w:iCs/>
-          <w:color w:val="B97A12"/>
+          <w:color w:val="5F6F80"/>
           <w:sz w:val="19"/>
           <w:szCs w:val="19"/>
         </w:rPr>
-        <w:t xml:space="preserve">   choose your support</w:t>
+        <w:t xml:space="preserve">Say your answer to a partner first. Then write it, using at least two of these words:</w:t>
+      </w:r>
+    </w:p>
+    <w:p>
+      <w:pPr>
+        <w:spacing w:after="40"/>
+      </w:pPr>
+      <w:r>
+        <w:rPr>
+          <w:b/>
+          <w:bCs/>
+          <w:color w:val="1FA6A2"/>
+          <w:sz w:val="22"/>
+          <w:szCs w:val="22"/>
+        </w:rPr>
+        <w:t xml:space="preserve">☐  </w:t>
+      </w:r>
+      <w:r>
+        <w:rPr>
+          <w:b/>
+          <w:bCs/>
+          <w:color w:val="12355B"/>
+          <w:sz w:val="20"/>
+          <w:szCs w:val="20"/>
+        </w:rPr>
+        <w:t xml:space="preserve">Percent</w:t>
+      </w:r>
+      <w:r>
+        <w:rPr>
+          <w:i/>
+          <w:iCs/>
+          <w:color w:val="5F6F80"/>
+          <w:sz w:val="18"/>
+          <w:szCs w:val="18"/>
+        </w:rPr>
+        <w:t xml:space="preserve">  ·  Porcentaje</w:t>
+      </w:r>
+    </w:p>
+    <w:p>
+      <w:pPr>
+        <w:spacing w:after="40"/>
+      </w:pPr>
+      <w:r>
+        <w:rPr>
+          <w:b/>
+          <w:bCs/>
+          <w:color w:val="1FA6A2"/>
+          <w:sz w:val="22"/>
+          <w:szCs w:val="22"/>
+        </w:rPr>
+        <w:t xml:space="preserve">☐  </w:t>
+      </w:r>
+      <w:r>
+        <w:rPr>
+          <w:b/>
+          <w:bCs/>
+          <w:color w:val="12355B"/>
+          <w:sz w:val="20"/>
+          <w:szCs w:val="20"/>
+        </w:rPr>
+        <w:t xml:space="preserve">Base</w:t>
+      </w:r>
+      <w:r>
+        <w:rPr>
+          <w:i/>
+          <w:iCs/>
+          <w:color w:val="5F6F80"/>
+          <w:sz w:val="18"/>
+          <w:szCs w:val="18"/>
+        </w:rPr>
+        <w:t xml:space="preserve">  ·  Base</w:t>
+      </w:r>
+    </w:p>
+    <w:p>
+      <w:pPr>
+        <w:spacing w:after="40"/>
+      </w:pPr>
+      <w:r>
+        <w:rPr>
+          <w:b/>
+          <w:bCs/>
+          <w:color w:val="1FA6A2"/>
+          <w:sz w:val="22"/>
+          <w:szCs w:val="22"/>
+        </w:rPr>
+        <w:t xml:space="preserve">☐  </w:t>
+      </w:r>
+      <w:r>
+        <w:rPr>
+          <w:b/>
+          <w:bCs/>
+          <w:color w:val="12355B"/>
+          <w:sz w:val="20"/>
+          <w:szCs w:val="20"/>
+        </w:rPr>
+        <w:t xml:space="preserve">Part</w:t>
+      </w:r>
+      <w:r>
+        <w:rPr>
+          <w:i/>
+          <w:iCs/>
+          <w:color w:val="5F6F80"/>
+          <w:sz w:val="18"/>
+          <w:szCs w:val="18"/>
+        </w:rPr>
+        <w:t xml:space="preserve">  ·  Parte</w:t>
+      </w:r>
+    </w:p>
+    <w:p>
+      <w:pPr>
+        <w:spacing w:after="40"/>
+      </w:pPr>
+      <w:r>
+        <w:rPr>
+          <w:b/>
+          <w:bCs/>
+          <w:color w:val="1FA6A2"/>
+          <w:sz w:val="22"/>
+          <w:szCs w:val="22"/>
+        </w:rPr>
+        <w:t xml:space="preserve">☐  </w:t>
+      </w:r>
+      <w:r>
+        <w:rPr>
+          <w:b/>
+          <w:bCs/>
+          <w:color w:val="12355B"/>
+          <w:sz w:val="20"/>
+          <w:szCs w:val="20"/>
+        </w:rPr>
+        <w:t xml:space="preserve">Equation</w:t>
+      </w:r>
+      <w:r>
+        <w:rPr>
+          <w:i/>
+          <w:iCs/>
+          <w:color w:val="5F6F80"/>
+          <w:sz w:val="18"/>
+          <w:szCs w:val="18"/>
+        </w:rPr>
+        <w:t xml:space="preserve">  ·  Ecuación</w:t>
+      </w:r>
+    </w:p>
+    <w:p>
+      <w:pPr>
+        <w:spacing w:after="40"/>
+      </w:pPr>
+      <w:r>
+        <w:rPr>
+          <w:b/>
+          <w:bCs/>
+          <w:color w:val="1FA6A2"/>
+          <w:sz w:val="22"/>
+          <w:szCs w:val="22"/>
+        </w:rPr>
+        <w:t xml:space="preserve">☐  </w:t>
+      </w:r>
+      <w:r>
+        <w:rPr>
+          <w:b/>
+          <w:bCs/>
+          <w:color w:val="12355B"/>
+          <w:sz w:val="20"/>
+          <w:szCs w:val="20"/>
+        </w:rPr>
+        <w:t xml:space="preserve">Discount</w:t>
+      </w:r>
+      <w:r>
+        <w:rPr>
+          <w:i/>
+          <w:iCs/>
+          <w:color w:val="5F6F80"/>
+          <w:sz w:val="18"/>
+          <w:szCs w:val="18"/>
+        </w:rPr>
+        <w:t xml:space="preserve">  ·  Descuento</w:t>
       </w:r>
     </w:p>
     <w:tbl>
@@ -2064,21 +1849,6 @@
           </w:tcPr>
           <w:p>
             <w:pPr>
-              <w:spacing w:after="50"/>
-            </w:pPr>
-            <w:r>
-              <w:rPr>
-                <w:i/>
-                <w:iCs/>
-                <w:color w:val="5F6F80"/>
-                <w:sz w:val="19"/>
-                <w:szCs w:val="19"/>
-              </w:rPr>
-              <w:t xml:space="preserve">This model shows the parts of an explanation. It does not answer your writing question.</w:t>
-            </w:r>
-          </w:p>
-          <w:p>
-            <w:pPr>
               <w:spacing w:after="80"/>
             </w:pPr>
             <w:r>
@@ -2089,58 +1859,14 @@
                 <w:sz w:val="19"/>
                 <w:szCs w:val="19"/>
               </w:rPr>
-              <w:t xml:space="preserve">Claim:  </w:t>
+              <w:t xml:space="preserve">Model:  </w:t>
             </w:r>
             <w:r>
               <w:rPr>
                 <w:sz w:val="19"/>
                 <w:szCs w:val="19"/>
               </w:rPr>
-              <w:t xml:space="preserve">The base is 60 — it comes right after 'of' — and the part is the discount, 25% of 60.</w:t>
-            </w:r>
-          </w:p>
-          <w:p>
-            <w:pPr>
-              <w:spacing w:after="80"/>
-            </w:pPr>
-            <w:r>
-              <w:rPr>
-                <w:b/>
-                <w:bCs/>
-                <w:color w:val="12355B"/>
-                <w:sz w:val="19"/>
-                <w:szCs w:val="19"/>
-              </w:rPr>
-              <w:t xml:space="preserve">Evidence:  </w:t>
-            </w:r>
-            <w:r>
-              <w:rPr>
-                <w:sz w:val="19"/>
-                <w:szCs w:val="19"/>
-              </w:rPr>
-              <w:t xml:space="preserve">Students identify 60 as the base, the 25% discount as the part to find, and connect 'of' to the base.</w:t>
-            </w:r>
-          </w:p>
-          <w:p>
-            <w:pPr>
-              <w:spacing w:after="80"/>
-            </w:pPr>
-            <w:r>
-              <w:rPr>
-                <w:b/>
-                <w:bCs/>
-                <w:color w:val="12355B"/>
-                <w:sz w:val="19"/>
-                <w:szCs w:val="19"/>
-              </w:rPr>
-              <w:t xml:space="preserve">Reasoning:  </w:t>
-            </w:r>
-            <w:r>
-              <w:rPr>
-                <w:sz w:val="19"/>
-                <w:szCs w:val="19"/>
-              </w:rPr>
-              <w:t xml:space="preserve">This evidence connects the definition of percent to the mathematical claim.</w:t>
+              <w:t xml:space="preserve">The base is 60 — it comes right after 'of' — and the part is the discount, 25% of 60. — Students identify 60 as the base, the 25% discount as the part to find, and connect 'of' to the base.</w:t>
             </w:r>
           </w:p>
         </w:tc>
@@ -2219,7 +1945,7 @@
           <w:sz w:val="21"/>
           <w:szCs w:val="21"/>
         </w:rPr>
-        <w:t xml:space="preserve">My answer is ___.</w:t>
+        <w:t xml:space="preserve">My answer is ___ because ___.</w:t>
       </w:r>
       <w:r>
         <w:rPr>
@@ -2230,7 +1956,7 @@
           <w:szCs w:val="19"/>
         </w:rPr>
         <w:br/>
-        <w:t xml:space="preserve">Mi respuesta es ___.</w:t>
+        <w:t xml:space="preserve">Mi respuesta es ___ porque ___.</w:t>
       </w:r>
     </w:p>
     <w:tbl>
@@ -2370,7 +2096,7 @@
           <w:sz w:val="21"/>
           <w:szCs w:val="21"/>
         </w:rPr>
-        <w:t xml:space="preserve">I know because ___.</w:t>
+        <w:t xml:space="preserve">My evidence is ___, so ___.</w:t>
       </w:r>
       <w:r>
         <w:rPr>
@@ -2381,31 +2107,7 @@
           <w:szCs w:val="19"/>
         </w:rPr>
         <w:br/>
-        <w:t xml:space="preserve">Lo sé porque ___.</w:t>
-      </w:r>
-    </w:p>
-    <w:p>
-      <w:pPr>
-        <w:spacing w:after="60"/>
-      </w:pPr>
-      <w:r>
-        <w:rPr>
-          <w:color w:val="1A2733"/>
-          <w:sz w:val="21"/>
-          <w:szCs w:val="21"/>
-        </w:rPr>
-        <w:t xml:space="preserve">So ___.</w:t>
-      </w:r>
-      <w:r>
-        <w:rPr>
-          <w:i/>
-          <w:iCs/>
-          <w:color w:val="5F6F80"/>
-          <w:sz w:val="19"/>
-          <w:szCs w:val="19"/>
-        </w:rPr>
-        <w:br/>
-        <w:t xml:space="preserve">Entonces ___.</w:t>
+        <w:t xml:space="preserve">Mi evidencia es ___, entonces ___.</w:t>
       </w:r>
     </w:p>
     <w:tbl>
@@ -2511,78 +2213,6 @@
         <w:t xml:space="preserve">Escribe una afirmación, da evidencia matemática y explica tu razonamiento.</w:t>
       </w:r>
     </w:p>
-    <w:p>
-      <w:pPr>
-        <w:spacing w:after="60"/>
-      </w:pPr>
-      <w:r>
-        <w:rPr>
-          <w:color w:val="1A2733"/>
-          <w:sz w:val="21"/>
-          <w:szCs w:val="21"/>
-        </w:rPr>
-        <w:t xml:space="preserve">My claim is ___.</w:t>
-      </w:r>
-      <w:r>
-        <w:rPr>
-          <w:i/>
-          <w:iCs/>
-          <w:color w:val="5F6F80"/>
-          <w:sz w:val="19"/>
-          <w:szCs w:val="19"/>
-        </w:rPr>
-        <w:br/>
-        <w:t xml:space="preserve">Mi afirmación es ___.</w:t>
-      </w:r>
-    </w:p>
-    <w:p>
-      <w:pPr>
-        <w:spacing w:after="60"/>
-      </w:pPr>
-      <w:r>
-        <w:rPr>
-          <w:color w:val="1A2733"/>
-          <w:sz w:val="21"/>
-          <w:szCs w:val="21"/>
-        </w:rPr>
-        <w:t xml:space="preserve">My math evidence is ___.</w:t>
-      </w:r>
-      <w:r>
-        <w:rPr>
-          <w:i/>
-          <w:iCs/>
-          <w:color w:val="5F6F80"/>
-          <w:sz w:val="19"/>
-          <w:szCs w:val="19"/>
-        </w:rPr>
-        <w:br/>
-        <w:t xml:space="preserve">Mi evidencia matemática es ___.</w:t>
-      </w:r>
-    </w:p>
-    <w:p>
-      <w:pPr>
-        <w:spacing w:after="60"/>
-      </w:pPr>
-      <w:r>
-        <w:rPr>
-          <w:color w:val="1A2733"/>
-          <w:sz w:val="21"/>
-          <w:szCs w:val="21"/>
-        </w:rPr>
-        <w:t xml:space="preserve">This proves ___ because ___.</w:t>
-      </w:r>
-      <w:r>
-        <w:rPr>
-          <w:i/>
-          <w:iCs/>
-          <w:color w:val="5F6F80"/>
-          <w:sz w:val="19"/>
-          <w:szCs w:val="19"/>
-        </w:rPr>
-        <w:br/>
-        <w:t xml:space="preserve">Esto demuestra ___ porque ___.</w:t>
-      </w:r>
-    </w:p>
     <w:tbl>
       <w:tblPr>
         <w:tblW w:type="pct" w:w="100%"/>
@@ -2665,7 +2295,7 @@
           <w:sz w:val="24"/>
           <w:szCs w:val="24"/>
         </w:rPr>
-        <w:t xml:space="preserve">4. Check Your Explanation</w:t>
+        <w:t xml:space="preserve">Check Your Explanation</w:t>
       </w:r>
       <w:r>
         <w:rPr>
@@ -2675,7 +2305,7 @@
           <w:sz w:val="19"/>
           <w:szCs w:val="19"/>
         </w:rPr>
-        <w:t xml:space="preserve">   five quick checks</w:t>
+        <w:t xml:space="preserve">   three quick checks</w:t>
       </w:r>
     </w:p>
     <w:p>
@@ -2699,17 +2329,6 @@
         </w:rPr>
         <w:t xml:space="preserve">I answered the question.</w:t>
       </w:r>
-      <w:r>
-        <w:rPr>
-          <w:i/>
-          <w:iCs/>
-          <w:color w:val="5F6F80"/>
-          <w:sz w:val="18"/>
-          <w:szCs w:val="18"/>
-        </w:rPr>
-        <w:br/>
-        <w:t xml:space="preserve">Respondí la pregunta.</w:t>
-      </w:r>
     </w:p>
     <w:p>
       <w:pPr>
@@ -2730,18 +2349,7 @@
           <w:sz w:val="20"/>
           <w:szCs w:val="20"/>
         </w:rPr>
-        <w:t xml:space="preserve">I used math evidence: numbers, an equation, a model, or a comparison.</w:t>
-      </w:r>
-      <w:r>
-        <w:rPr>
-          <w:i/>
-          <w:iCs/>
-          <w:color w:val="5F6F80"/>
-          <w:sz w:val="18"/>
-          <w:szCs w:val="18"/>
-        </w:rPr>
-        <w:br/>
-        <w:t xml:space="preserve">Usé evidencia matemática: números, una ecuación, un modelo o una comparación.</w:t>
+        <w:t xml:space="preserve">I used math evidence: numbers, an equation, or a model.</w:t>
       </w:r>
     </w:p>
     <w:p>
@@ -2763,84 +2371,7 @@
           <w:sz w:val="20"/>
           <w:szCs w:val="20"/>
         </w:rPr>
-        <w:t xml:space="preserve">I explained how the evidence proves my answer.</w:t>
-      </w:r>
-      <w:r>
-        <w:rPr>
-          <w:i/>
-          <w:iCs/>
-          <w:color w:val="5F6F80"/>
-          <w:sz w:val="18"/>
-          <w:szCs w:val="18"/>
-        </w:rPr>
-        <w:br/>
-        <w:t xml:space="preserve">Expliqué cómo la evidencia demuestra mi respuesta.</w:t>
-      </w:r>
-    </w:p>
-    <w:p>
-      <w:pPr>
-        <w:spacing w:after="80"/>
-      </w:pPr>
-      <w:r>
-        <w:rPr>
-          <w:b/>
-          <w:bCs/>
-          <w:color w:val="1FA6A2"/>
-          <w:sz w:val="22"/>
-          <w:szCs w:val="22"/>
-        </w:rPr>
-        <w:t xml:space="preserve">☐  </w:t>
-      </w:r>
-      <w:r>
-        <w:rPr>
-          <w:sz w:val="20"/>
-          <w:szCs w:val="20"/>
-        </w:rPr>
         <w:t xml:space="preserve">I used at least two math words.</w:t>
-      </w:r>
-      <w:r>
-        <w:rPr>
-          <w:i/>
-          <w:iCs/>
-          <w:color w:val="5F6F80"/>
-          <w:sz w:val="18"/>
-          <w:szCs w:val="18"/>
-        </w:rPr>
-        <w:br/>
-        <w:t xml:space="preserve">Usé por lo menos dos palabras matemáticas.</w:t>
-      </w:r>
-    </w:p>
-    <w:p>
-      <w:pPr>
-        <w:spacing w:after="80"/>
-      </w:pPr>
-      <w:r>
-        <w:rPr>
-          <w:b/>
-          <w:bCs/>
-          <w:color w:val="1FA6A2"/>
-          <w:sz w:val="22"/>
-          <w:szCs w:val="22"/>
-        </w:rPr>
-        <w:t xml:space="preserve">☐  </w:t>
-      </w:r>
-      <w:r>
-        <w:rPr>
-          <w:sz w:val="20"/>
-          <w:szCs w:val="20"/>
-        </w:rPr>
-        <w:t xml:space="preserve">I reread complete sentences and punctuation.</w:t>
-      </w:r>
-      <w:r>
-        <w:rPr>
-          <w:i/>
-          <w:iCs/>
-          <w:color w:val="5F6F80"/>
-          <w:sz w:val="18"/>
-          <w:szCs w:val="18"/>
-        </w:rPr>
-        <w:br/>
-        <w:t xml:space="preserve">Volví a leer mis oraciones completas y la puntuación.</w:t>
       </w:r>
     </w:p>
     <w:p>
@@ -4894,7 +4425,7 @@
           <w:sz w:val="20"/>
           <w:szCs w:val="20"/>
         </w:rPr>
-        <w:t xml:space="preserve">☐  I answered the question.</w:t>
+        <w:t xml:space="preserve">☐  The answer to the math question is correct.</w:t>
       </w:r>
     </w:p>
     <w:p>
@@ -4906,7 +4437,7 @@
           <w:sz w:val="20"/>
           <w:szCs w:val="20"/>
         </w:rPr>
-        <w:t xml:space="preserve">☐  I used math evidence: numbers, an equation, a model, or a comparison.</w:t>
+        <w:t xml:space="preserve">☐  The evidence is real lesson mathematics (numbers, equation, or model), not restated claim.</w:t>
       </w:r>
     </w:p>
     <w:p>
@@ -4918,31 +4449,7 @@
           <w:sz w:val="20"/>
           <w:szCs w:val="20"/>
         </w:rPr>
-        <w:t xml:space="preserve">☐  I explained how the evidence proves my answer.</w:t>
-      </w:r>
-    </w:p>
-    <w:p>
-      <w:pPr>
-        <w:spacing w:after="80"/>
-      </w:pPr>
-      <w:r>
-        <w:rPr>
-          <w:sz w:val="20"/>
-          <w:szCs w:val="20"/>
-        </w:rPr>
-        <w:t xml:space="preserve">☐  I used at least two math words.</w:t>
-      </w:r>
-    </w:p>
-    <w:p>
-      <w:pPr>
-        <w:spacing w:after="80"/>
-      </w:pPr>
-      <w:r>
-        <w:rPr>
-          <w:sz w:val="20"/>
-          <w:szCs w:val="20"/>
-        </w:rPr>
-        <w:t xml:space="preserve">☐  I reread complete sentences and punctuation.</w:t>
+        <w:t xml:space="preserve">☐  The support level changed the language scaffolding, never the mathematical expectation.</w:t>
       </w:r>
     </w:p>
     <w:sectPr>
